--- a/docs/GNI_S34_Brief.docx
+++ b/docs/GNI_S34_Brief.docx
@@ -2743,7 +2743,7 @@
                 <w:sz w:val="20"/>
                 <w:szCs w:val="20"/>
               </w:rPr>
-              <w:t xml:space="preserve">LR-078</w:t>
+              <w:t xml:space="preserve">GNI-L-001</w:t>
             </w:r>
           </w:p>
         </w:tc>
@@ -5139,7 +5139,7 @@
                 <w:sz w:val="20"/>
                 <w:szCs w:val="20"/>
               </w:rPr>
-              <w:t xml:space="preserve">LENS CROSS-EXAMINATION WORKS: NP-1 through NP-5 all came from reading LENS sessions. Schedule cross-examination every 5 GNI sprints.</w:t>
+              <w:t xml:space="preserve">Partner B CROSS-EXAMINATION WORKS: NP-1 through NP-5 all came from reading Partner B sessions. Schedule cross-examination every 5 GNI sprints.</w:t>
             </w:r>
           </w:p>
         </w:tc>
